--- a/backend/data/corpus/DOC-20220114-044.docx
+++ b/backend/data/corpus/DOC-20220114-044.docx
@@ -31,7 +31,7 @@
           <w:b/>
           <w:sz w:val="21"/>
         </w:rPr>
-        <w:t>HCP: Lukas Tavernier, MD, Vantage Park Regional Epilepsy Program, Boise, ID (RSM)</w:t>
+        <w:t>HCP: Darius Kirkpatrick, MD, Ironwood Neurology Associates, Akron, OH (RSM)</w:t>
       </w:r>
     </w:p>
     <w:p>
@@ -46,7 +46,7 @@
         <w:rPr>
           <w:sz w:val="21"/>
         </w:rPr>
-        <w:t>A compressed visit by the scheduling desk; the schedule was tight.</w:t>
+        <w:t>This practice is still building familiarity with teh product and had no clinical points to raise.</w:t>
       </w:r>
     </w:p>
     <w:p>
@@ -61,7 +61,7 @@
         <w:rPr>
           <w:sz w:val="21"/>
         </w:rPr>
-        <w:t>Formulary placement was the only product-adjacent topic, and only in general terms.</w:t>
+        <w:t>Nothing actionable this visit. Safety items asked about adn confirmed none.</w:t>
       </w:r>
     </w:p>
     <w:p>
@@ -76,7 +76,7 @@
         <w:rPr>
           <w:sz w:val="21"/>
         </w:rPr>
-        <w:t>Most of the discussion was about the referral intake process, which is still being sorted out.</w:t>
+        <w:t>Described how newly referred patients is triaged now compared wtih before.</w:t>
       </w:r>
     </w:p>
     <w:p>
@@ -91,7 +91,22 @@
         <w:rPr>
           <w:sz w:val="21"/>
         </w:rPr>
-        <w:t>Asked about my travel schedule, since visits keep landing on the busiest clinic days.</w:t>
+        <w:t>Benefit verification is teh step that most often delays a start here.</w:t>
+      </w:r>
+    </w:p>
+    <w:p>
+      <w:r>
+        <w:rPr>
+          <w:sz w:val="21"/>
+        </w:rPr>
+      </w:r>
+    </w:p>
+    <w:p>
+      <w:r>
+        <w:rPr>
+          <w:sz w:val="21"/>
+        </w:rPr>
+        <w:t>Referenced a session summary from a colleague in passing.</w:t>
       </w:r>
     </w:p>
     <w:sectPr>
